--- a/pr-preview/pr-435/estimation-handout-tracked-changes.docx
+++ b/pr-preview/pr-435/estimation-handout-tracked-changes.docx
@@ -16,7 +16,7 @@
       </w:pPr>
       <w:del w:id="1" w:author="PR Preview" w:date="2026-01-01T00:00:00Z">
         <w:r>
-          <w:delText xml:space="preserve">Last modified: 2026-10-22 14:07:34 (PDT)</w:delText>
+          <w:delText xml:space="preserve">Last modified: 2026-10-22 16:10:27 (PDT)</w:delText>
         </w:r>
       </w:del>
     </w:p>
@@ -26,7 +26,7 @@
       </w:pPr>
       <w:ins w:id="2" w:author="PR Preview" w:date="2026-01-01T00:00:00Z">
         <w:r>
-          <w:t xml:space="preserve">Last modified: 2026-10-22 14:16:35 (PDT)</w:t>
+          <w:t xml:space="preserve">Last modified: 2026-10-22 16:14:19 (PDT)</w:t>
         </w:r>
       </w:ins>
     </w:p>
@@ -3340,6 +3340,7 @@
       <m:oMath>
         <m:r>
           <m:rPr>
+            <m:scr m:val="double-struck"/>
             <m:sty m:val="p"/>
           </m:rPr>
           <m:t>E</m:t>
@@ -4700,6 +4701,7 @@
           </m:limUpp>
           <m:r>
             <m:rPr>
+              <m:scr m:val="double-struck"/>
               <m:sty m:val="p"/>
             </m:rPr>
             <m:t>E</m:t>
@@ -4899,6 +4901,7 @@
       <m:oMath>
         <m:r>
           <m:rPr>
+            <m:scr m:val="double-struck"/>
             <m:sty m:val="p"/>
           </m:rPr>
           <m:t>E</m:t>
@@ -5032,6 +5035,7 @@
               </m:limUpp>
               <m:r>
                 <m:rPr>
+                  <m:scr m:val="double-struck"/>
                   <m:sty m:val="p"/>
                 </m:rPr>
                 <m:t>E</m:t>
@@ -5107,6 +5111,7 @@
               </m:r>
               <m:r>
                 <m:rPr>
+                  <m:scr m:val="double-struck"/>
                   <m:sty m:val="p"/>
                 </m:rPr>
                 <m:t>E</m:t>
@@ -5172,6 +5177,7 @@
               </m:r>
               <m:r>
                 <m:rPr>
+                  <m:scr m:val="double-struck"/>
                   <m:sty m:val="p"/>
                 </m:rPr>
                 <m:t>E</m:t>
@@ -5210,6 +5216,7 @@
               </m:r>
               <m:r>
                 <m:rPr>
+                  <m:scr m:val="double-struck"/>
                   <m:sty m:val="p"/>
                 </m:rPr>
                 <m:t>E</m:t>
@@ -5259,6 +5266,7 @@
               </m:r>
               <m:r>
                 <m:rPr>
+                  <m:scr m:val="double-struck"/>
                   <m:sty m:val="p"/>
                 </m:rPr>
                 <m:t>E</m:t>
@@ -5389,6 +5397,7 @@
           </m:r>
           <m:r>
             <m:rPr>
+              <m:scr m:val="double-struck"/>
               <m:sty m:val="p"/>
             </m:rPr>
             <m:t>E</m:t>
@@ -5541,6 +5550,7 @@
       <m:oMath>
         <m:r>
           <m:rPr>
+            <m:scr m:val="double-struck"/>
             <m:sty m:val="p"/>
           </m:rPr>
           <m:t>E</m:t>
@@ -5708,6 +5718,7 @@
               </m:r>
               <m:r>
                 <m:rPr>
+                  <m:scr m:val="double-struck"/>
                   <m:sty m:val="p"/>
                 </m:rPr>
                 <m:t>E</m:t>
@@ -5773,6 +5784,7 @@
               </m:r>
               <m:r>
                 <m:rPr>
+                  <m:scr m:val="double-struck"/>
                   <m:sty m:val="p"/>
                 </m:rPr>
                 <m:t>E</m:t>
@@ -5916,6 +5928,7 @@
               </m:f>
               <m:r>
                 <m:rPr>
+                  <m:scr m:val="double-struck"/>
                   <m:sty m:val="p"/>
                 </m:rPr>
                 <m:t>E</m:t>
@@ -6076,6 +6089,7 @@
                 <m:e>
                   <m:r>
                     <m:rPr>
+                      <m:scr m:val="double-struck"/>
                       <m:sty m:val="p"/>
                     </m:rPr>
                     <m:t>E</m:t>
@@ -6214,6 +6228,7 @@
               </m:r>
               <m:r>
                 <m:rPr>
+                  <m:scr m:val="double-struck"/>
                   <m:sty m:val="p"/>
                 </m:rPr>
                 <m:t>E</m:t>
@@ -6554,6 +6569,7 @@
               </m:r>
               <m:r>
                 <m:rPr>
+                  <m:scr m:val="double-struck"/>
                   <m:sty m:val="p"/>
                 </m:rPr>
                 <m:t>E</m:t>
@@ -6646,6 +6662,7 @@
               </m:r>
               <m:r>
                 <m:rPr>
+                  <m:scr m:val="double-struck"/>
                   <m:sty m:val="p"/>
                 </m:rPr>
                 <m:t>E</m:t>
@@ -7062,6 +7079,7 @@
           </m:limUpp>
           <m:r>
             <m:rPr>
+              <m:scr m:val="double-struck"/>
               <m:sty m:val="p"/>
             </m:rPr>
             <m:t>E</m:t>
@@ -7280,6 +7298,7 @@
       <m:oMath>
         <m:r>
           <m:rPr>
+            <m:scr m:val="double-struck"/>
             <m:sty m:val="p"/>
           </m:rPr>
           <m:t>E</m:t>
@@ -7438,6 +7457,7 @@
                     <m:e>
                       <m:r>
                         <m:rPr>
+                          <m:scr m:val="double-struck"/>
                           <m:sty m:val="p"/>
                         </m:rPr>
                         <m:t>E</m:t>
@@ -7528,6 +7548,7 @@
                     <m:e>
                       <m:r>
                         <m:rPr>
+                          <m:scr m:val="double-struck"/>
                           <m:sty m:val="p"/>
                         </m:rPr>
                         <m:t>E</m:t>
@@ -7581,6 +7602,7 @@
               </m:r>
               <m:r>
                 <m:rPr>
+                  <m:scr m:val="double-struck"/>
                   <m:sty m:val="p"/>
                 </m:rPr>
                 <m:t>E</m:t>
@@ -7812,6 +7834,7 @@
                 <m:e>
                   <m:r>
                     <m:rPr>
+                      <m:scr m:val="double-struck"/>
                       <m:sty m:val="p"/>
                     </m:rPr>
                     <m:t>E</m:t>
@@ -7865,6 +7888,7 @@
           </m:r>
           <m:r>
             <m:rPr>
+              <m:scr m:val="double-struck"/>
               <m:sty m:val="p"/>
             </m:rPr>
             <m:t>E</m:t>
@@ -8116,6 +8140,7 @@
       <m:oMath>
         <m:r>
           <m:rPr>
+            <m:scr m:val="double-struck"/>
             <m:sty m:val="p"/>
           </m:rPr>
           <m:t>E</m:t>
@@ -8165,6 +8190,7 @@
       <m:oMath>
         <m:r>
           <m:rPr>
+            <m:scr m:val="double-struck"/>
             <m:sty m:val="p"/>
           </m:rPr>
           <m:t>E</m:t>
@@ -8298,6 +8324,7 @@
           </m:r>
           <m:r>
             <m:rPr>
+              <m:scr m:val="double-struck"/>
               <m:sty m:val="p"/>
             </m:rPr>
             <m:t>E</m:t>
@@ -8358,6 +8385,7 @@
                 <m:e>
                   <m:r>
                     <m:rPr>
+                      <m:scr m:val="double-struck"/>
                       <m:sty m:val="p"/>
                     </m:rPr>
                     <m:t>E</m:t>
@@ -8509,6 +8537,7 @@
         </m:r>
         <m:r>
           <m:rPr>
+            <m:scr m:val="double-struck"/>
             <m:sty m:val="p"/>
           </m:rPr>
           <m:t>E</m:t>
@@ -8576,6 +8605,7 @@
       <m:oMath>
         <m:r>
           <m:rPr>
+            <m:scr m:val="double-struck"/>
             <m:sty m:val="p"/>
           </m:rPr>
           <m:t>E</m:t>
@@ -9235,6 +9265,7 @@
               </m:r>
               <m:r>
                 <m:rPr>
+                  <m:scr m:val="double-struck"/>
                   <m:sty m:val="p"/>
                 </m:rPr>
                 <m:t>E</m:t>
@@ -9350,6 +9381,7 @@
               </m:r>
               <m:r>
                 <m:rPr>
+                  <m:scr m:val="double-struck"/>
                   <m:sty m:val="p"/>
                 </m:rPr>
                 <m:t>E</m:t>
@@ -9564,6 +9596,7 @@
               </m:r>
               <m:r>
                 <m:rPr>
+                  <m:scr m:val="double-struck"/>
                   <m:sty m:val="p"/>
                 </m:rPr>
                 <m:t>E</m:t>
@@ -9794,6 +9827,7 @@
               </m:r>
               <m:r>
                 <m:rPr>
+                  <m:scr m:val="double-struck"/>
                   <m:sty m:val="p"/>
                 </m:rPr>
                 <m:t>E</m:t>
@@ -9945,6 +9979,7 @@
               </m:r>
               <m:r>
                 <m:rPr>
+                  <m:scr m:val="double-struck"/>
                   <m:sty m:val="p"/>
                 </m:rPr>
                 <m:t>E</m:t>
@@ -10268,6 +10303,7 @@
           </m:r>
           <m:r>
             <m:rPr>
+              <m:scr m:val="double-struck"/>
               <m:sty m:val="p"/>
             </m:rPr>
             <m:t>E</m:t>
@@ -10318,6 +10354,7 @@
           </m:r>
           <m:r>
             <m:rPr>
+              <m:scr m:val="double-struck"/>
               <m:sty m:val="p"/>
             </m:rPr>
             <m:t>E</m:t>
@@ -10517,6 +10554,7 @@
       <m:oMath>
         <m:r>
           <m:rPr>
+            <m:scr m:val="double-struck"/>
             <m:sty m:val="p"/>
           </m:rPr>
           <m:t>E</m:t>
@@ -10566,6 +10604,7 @@
       <m:oMath>
         <m:r>
           <m:rPr>
+            <m:scr m:val="double-struck"/>
             <m:sty m:val="p"/>
           </m:rPr>
           <m:t>E</m:t>
@@ -10696,6 +10735,7 @@
               </m:limUpp>
               <m:r>
                 <m:rPr>
+                  <m:scr m:val="double-struck"/>
                   <m:sty m:val="p"/>
                 </m:rPr>
                 <m:t>E</m:t>
@@ -10796,6 +10836,7 @@
               </m:r>
               <m:r>
                 <m:rPr>
+                  <m:scr m:val="double-struck"/>
                   <m:sty m:val="p"/>
                 </m:rPr>
                 <m:t>E</m:t>
@@ -10882,6 +10923,7 @@
               </m:r>
               <m:r>
                 <m:rPr>
+                  <m:scr m:val="double-struck"/>
                   <m:sty m:val="p"/>
                 </m:rPr>
                 <m:t>E</m:t>
@@ -10987,6 +11029,7 @@
               </m:r>
               <m:r>
                 <m:rPr>
+                  <m:scr m:val="double-struck"/>
                   <m:sty m:val="p"/>
                 </m:rPr>
                 <m:t>E</m:t>
@@ -11034,6 +11077,7 @@
               </m:r>
               <m:r>
                 <m:rPr>
+                  <m:scr m:val="double-struck"/>
                   <m:sty m:val="p"/>
                 </m:rPr>
                 <m:t>E</m:t>
@@ -11078,6 +11122,7 @@
               </m:r>
               <m:r>
                 <m:rPr>
+                  <m:scr m:val="double-struck"/>
                   <m:sty m:val="p"/>
                 </m:rPr>
                 <m:t>E</m:t>
@@ -11136,6 +11181,7 @@
               </m:r>
               <m:r>
                 <m:rPr>
+                  <m:scr m:val="double-struck"/>
                   <m:sty m:val="p"/>
                 </m:rPr>
                 <m:t>E</m:t>
@@ -11186,6 +11232,7 @@
               </m:r>
               <m:r>
                 <m:rPr>
+                  <m:scr m:val="double-struck"/>
                   <m:sty m:val="p"/>
                 </m:rPr>
                 <m:t>E</m:t>
@@ -11227,6 +11274,7 @@
               </m:r>
               <m:r>
                 <m:rPr>
+                  <m:scr m:val="double-struck"/>
                   <m:sty m:val="p"/>
                 </m:rPr>
                 <m:t>E</m:t>
@@ -11298,6 +11346,7 @@
               </m:r>
               <m:r>
                 <m:rPr>
+                  <m:scr m:val="double-struck"/>
                   <m:sty m:val="p"/>
                 </m:rPr>
                 <m:t>E</m:t>
@@ -11348,6 +11397,7 @@
               </m:r>
               <m:r>
                 <m:rPr>
+                  <m:scr m:val="double-struck"/>
                   <m:sty m:val="p"/>
                 </m:rPr>
                 <m:t>E</m:t>
@@ -11541,6 +11591,7 @@
           </m:r>
           <m:r>
             <m:rPr>
+              <m:scr m:val="double-struck"/>
               <m:sty m:val="p"/>
             </m:rPr>
             <m:t>E</m:t>
@@ -11591,6 +11642,7 @@
           </m:r>
           <m:r>
             <m:rPr>
+              <m:scr m:val="double-struck"/>
               <m:sty m:val="p"/>
             </m:rPr>
             <m:t>E</m:t>
@@ -12098,6 +12150,7 @@
       <m:oMath>
         <m:r>
           <m:rPr>
+            <m:scr m:val="double-struck"/>
             <m:sty m:val="p"/>
           </m:rPr>
           <m:t>E</m:t>
@@ -12148,6 +12201,7 @@
         </m:r>
         <m:r>
           <m:rPr>
+            <m:scr m:val="double-struck"/>
             <m:sty m:val="p"/>
           </m:rPr>
           <m:t>E</m:t>
@@ -15562,6 +15616,7 @@
             <m:e>
               <m:r>
                 <m:rPr>
+                  <m:scr m:val="double-struck"/>
                   <m:sty m:val="p"/>
                 </m:rPr>
                 <m:t>E</m:t>
@@ -15663,6 +15718,7 @@
                     <m:e>
                       <m:r>
                         <m:rPr>
+                          <m:scr m:val="double-struck"/>
                           <m:sty m:val="p"/>
                         </m:rPr>
                         <m:t>E</m:t>
@@ -15774,6 +15830,7 @@
             <m:e>
               <m:r>
                 <m:rPr>
+                  <m:scr m:val="double-struck"/>
                   <m:sty m:val="p"/>
                 </m:rPr>
                 <m:t>E</m:t>
@@ -15875,6 +15932,7 @@
                     <m:e>
                       <m:r>
                         <m:rPr>
+                          <m:scr m:val="double-struck"/>
                           <m:sty m:val="p"/>
                         </m:rPr>
                         <m:t>E</m:t>
@@ -16024,6 +16082,7 @@
             <m:e>
               <m:r>
                 <m:rPr>
+                  <m:scr m:val="double-struck"/>
                   <m:sty m:val="p"/>
                 </m:rPr>
                 <m:t>E</m:t>
@@ -16133,6 +16192,7 @@
               </m:r>
               <m:r>
                 <m:rPr>
+                  <m:scr m:val="double-struck"/>
                   <m:sty m:val="p"/>
                 </m:rPr>
                 <m:t>E</m:t>
@@ -16297,6 +16357,7 @@
               </m:r>
               <m:r>
                 <m:rPr>
+                  <m:scr m:val="double-struck"/>
                   <m:sty m:val="p"/>
                 </m:rPr>
                 <m:t>E</m:t>
@@ -16503,6 +16564,7 @@
               </m:r>
               <m:r>
                 <m:rPr>
+                  <m:scr m:val="double-struck"/>
                   <m:sty m:val="p"/>
                 </m:rPr>
                 <m:t>E</m:t>
@@ -16729,6 +16791,7 @@
               </m:r>
               <m:r>
                 <m:rPr>
+                  <m:scr m:val="double-struck"/>
                   <m:sty m:val="p"/>
                 </m:rPr>
                 <m:t>E</m:t>
@@ -16945,6 +17008,7 @@
               </m:r>
               <m:r>
                 <m:rPr>
+                  <m:scr m:val="double-struck"/>
                   <m:sty m:val="p"/>
                 </m:rPr>
                 <m:t>E</m:t>
@@ -17170,6 +17234,7 @@
               </m:r>
               <m:r>
                 <m:rPr>
+                  <m:scr m:val="double-struck"/>
                   <m:sty m:val="p"/>
                 </m:rPr>
                 <m:t>E</m:t>
@@ -17360,6 +17425,7 @@
               </m:r>
               <m:r>
                 <m:rPr>
+                  <m:scr m:val="double-struck"/>
                   <m:sty m:val="p"/>
                 </m:rPr>
                 <m:t>E</m:t>
@@ -17506,6 +17572,7 @@
               </m:r>
               <m:r>
                 <m:rPr>
+                  <m:scr m:val="double-struck"/>
                   <m:sty m:val="p"/>
                 </m:rPr>
                 <m:t>E</m:t>
@@ -17580,6 +17647,7 @@
               </m:r>
               <m:r>
                 <m:rPr>
+                  <m:scr m:val="double-struck"/>
                   <m:sty m:val="p"/>
                 </m:rPr>
                 <m:t>E</m:t>
@@ -17675,6 +17743,7 @@
                 <m:e>
                   <m:r>
                     <m:rPr>
+                      <m:scr m:val="double-struck"/>
                       <m:sty m:val="p"/>
                     </m:rPr>
                     <m:t>E</m:t>
@@ -17722,6 +17791,7 @@
               </m:r>
               <m:r>
                 <m:rPr>
+                  <m:scr m:val="double-struck"/>
                   <m:sty m:val="p"/>
                 </m:rPr>
                 <m:t>E</m:t>
@@ -17817,6 +17887,7 @@
                 <m:e>
                   <m:r>
                     <m:rPr>
+                      <m:scr m:val="double-struck"/>
                       <m:sty m:val="p"/>
                     </m:rPr>
                     <m:t>E</m:t>
@@ -17867,6 +17938,7 @@
               </m:r>
               <m:r>
                 <m:rPr>
+                  <m:scr m:val="double-struck"/>
                   <m:sty m:val="p"/>
                 </m:rPr>
                 <m:t>E</m:t>
@@ -18022,6 +18094,7 @@
               </m:r>
               <m:r>
                 <m:rPr>
+                  <m:scr m:val="double-struck"/>
                   <m:sty m:val="p"/>
                 </m:rPr>
                 <m:t>E</m:t>
@@ -18076,6 +18149,7 @@
               </m:r>
               <m:r>
                 <m:rPr>
+                  <m:scr m:val="double-struck"/>
                   <m:sty m:val="p"/>
                 </m:rPr>
                 <m:t>E</m:t>
@@ -18187,6 +18261,7 @@
               </m:r>
               <m:r>
                 <m:rPr>
+                  <m:scr m:val="double-struck"/>
                   <m:sty m:val="p"/>
                 </m:rPr>
                 <m:t>E</m:t>
@@ -18424,6 +18499,7 @@
               </m:r>
               <m:r>
                 <m:rPr>
+                  <m:scr m:val="double-struck"/>
                   <m:sty m:val="p"/>
                 </m:rPr>
                 <m:t>E</m:t>
@@ -19287,6 +19363,7 @@
             <m:e>
               <m:r>
                 <m:rPr>
+                  <m:scr m:val="double-struck"/>
                   <m:sty m:val="p"/>
                 </m:rPr>
                 <m:t>E</m:t>
@@ -19539,6 +19616,7 @@
       <m:oMath>
         <m:r>
           <m:rPr>
+            <m:scr m:val="double-struck"/>
             <m:sty m:val="p"/>
           </m:rPr>
           <m:t>E</m:t>
@@ -19703,6 +19781,7 @@
               </m:r>
               <m:r>
                 <m:rPr>
+                  <m:scr m:val="double-struck"/>
                   <m:sty m:val="p"/>
                 </m:rPr>
                 <m:t>E</m:t>
@@ -19853,6 +19932,7 @@
               </m:r>
               <m:r>
                 <m:rPr>
+                  <m:scr m:val="double-struck"/>
                   <m:sty m:val="p"/>
                 </m:rPr>
                 <m:t>E</m:t>
@@ -20348,6 +20428,7 @@
       <m:oMath>
         <m:r>
           <m:rPr>
+            <m:scr m:val="double-struck"/>
             <m:sty m:val="p"/>
           </m:rPr>
           <m:t>E</m:t>
@@ -20533,6 +20614,7 @@
               </m:r>
               <m:r>
                 <m:rPr>
+                  <m:scr m:val="double-struck"/>
                   <m:sty m:val="p"/>
                 </m:rPr>
                 <m:t>E</m:t>
@@ -20617,6 +20699,7 @@
       <m:oMath>
         <m:r>
           <m:rPr>
+            <m:scr m:val="double-struck"/>
             <m:sty m:val="p"/>
           </m:rPr>
           <m:t>E</m:t>
@@ -21177,6 +21260,7 @@
         <m:oMath>
           <m:r>
             <m:rPr>
+              <m:scr m:val="double-struck"/>
               <m:sty m:val="p"/>
             </m:rPr>
             <m:t>E</m:t>
@@ -21610,6 +21694,7 @@
           </m:limUpp>
           <m:r>
             <m:rPr>
+              <m:scr m:val="double-struck"/>
               <m:sty m:val="p"/>
             </m:rPr>
             <m:t>E</m:t>
@@ -22048,6 +22133,7 @@
               </m:r>
               <m:r>
                 <m:rPr>
+                  <m:scr m:val="double-struck"/>
                   <m:sty m:val="p"/>
                 </m:rPr>
                 <m:t>E</m:t>
@@ -22116,6 +22202,7 @@
               </m:r>
               <m:r>
                 <m:rPr>
+                  <m:scr m:val="double-struck"/>
                   <m:sty m:val="p"/>
                 </m:rPr>
                 <m:t>E</m:t>
@@ -22263,6 +22350,7 @@
               </m:r>
               <m:r>
                 <m:rPr>
+                  <m:scr m:val="double-struck"/>
                   <m:sty m:val="p"/>
                 </m:rPr>
                 <m:t>E</m:t>
